--- a/src/SchedulePCMcp/templates/Schedule_PC_Position_Evaluation_Template_Updated.docx
+++ b/src/SchedulePCMcp/templates/Schedule_PC_Position_Evaluation_Template_Updated.docx
@@ -16,7 +16,7 @@
           <w:sz w:val="32"/>
           <w:szCs w:val="32"/>
         </w:rPr>
-        <w:t xml:space="preserve">Schedule Policy/Career Position Evaluation Form</w:t>
+        <w:t>Schedule Policy/Career Position Evaluation Form</w:t>
       </w:r>
     </w:p>
     <w:p>
@@ -250,7 +250,7 @@
               <w:rPr>
                 <w:b/>
               </w:rPr>
-              <w:t>Agency/Subcomponent</w:t>
+              <w:t>Org Code</w:t>
             </w:r>
           </w:p>
         </w:tc>
@@ -953,7 +953,7 @@
                 <w:sz w:val="20"/>
                 <w:szCs w:val="20"/>
               </w:rPr>
-              <w:t xml:space="preserve">– Representing, promoting, or defending the agency’s or Administration’s policy positions before internal or external stakeholders.</w:t>
+              <w:t>– Representing, promoting, or defending the agency’s or Administration’s policy positions before internal or external stakeholders.</w:t>
             </w:r>
           </w:p>
         </w:tc>
@@ -1862,7 +1862,6 @@
                 <w:b/>
                 <w:bCs/>
               </w:rPr>
-              <w:lastRenderedPageBreak/>
               <w:t>Agency Head Approving Official</w:t>
             </w:r>
           </w:p>

--- a/src/SchedulePCMcp/templates/Schedule_PC_Position_Evaluation_Template_Updated.docx
+++ b/src/SchedulePCMcp/templates/Schedule_PC_Position_Evaluation_Template_Updated.docx
@@ -128,7 +128,19 @@
               <w:rPr>
                 <w:b/>
               </w:rPr>
-              <w:t>Effective Date</w:t>
+              <w:t>E</w:t>
+            </w:r>
+            <w:r>
+              <w:rPr>
+                <w:b/>
+              </w:rPr>
+              <w:t>valuation</w:t>
+            </w:r>
+            <w:r>
+              <w:rPr>
+                <w:b/>
+              </w:rPr>
+              <w:t xml:space="preserve"> Date</w:t>
             </w:r>
           </w:p>
         </w:tc>
@@ -250,6 +262,12 @@
               <w:rPr>
                 <w:b/>
               </w:rPr>
+              <w:t>Bureau/</w:t>
+            </w:r>
+            <w:r>
+              <w:rPr>
+                <w:b/>
+              </w:rPr>
               <w:t>Org Code</w:t>
             </w:r>
           </w:p>
@@ -330,7 +348,7 @@
               <w:rPr>
                 <w:b/>
               </w:rPr>
-              <w:t>Service Category</w:t>
+              <w:t>Position Occupied Code</w:t>
             </w:r>
           </w:p>
         </w:tc>
@@ -1971,8 +1989,8 @@
         <w:tblDescription w:val="Table capturing detailed position description data: PD number, position title, agency/subcomponent, organization code, pay plan, job series, grade, effective date, PD manager level, position sensitivity, public trust level, and service category."/>
       </w:tblPr>
       <w:tblGrid>
-        <w:gridCol w:w="4462"/>
-        <w:gridCol w:w="5968"/>
+        <w:gridCol w:w="4283"/>
+        <w:gridCol w:w="6147"/>
       </w:tblGrid>
       <w:tr>
         <w:trPr>
@@ -2073,7 +2091,7 @@
               <w:rPr>
                 <w:b/>
               </w:rPr>
-              <w:t>Agency/Subcomponent</w:t>
+              <w:t>Bureau</w:t>
             </w:r>
           </w:p>
         </w:tc>
@@ -2115,7 +2133,19 @@
               <w:rPr>
                 <w:b/>
               </w:rPr>
-              <w:t>Organization Code</w:t>
+              <w:t>Org</w:t>
+            </w:r>
+            <w:r>
+              <w:rPr>
+                <w:b/>
+              </w:rPr>
+              <w:t xml:space="preserve"> </w:t>
+            </w:r>
+            <w:r>
+              <w:rPr>
+                <w:b/>
+              </w:rPr>
+              <w:t>Code</w:t>
             </w:r>
           </w:p>
         </w:tc>
@@ -2451,7 +2481,7 @@
               <w:rPr>
                 <w:b/>
               </w:rPr>
-              <w:t>Service Category</w:t>
+              <w:t>Position Occupied Code</w:t>
             </w:r>
           </w:p>
         </w:tc>

--- a/src/SchedulePCMcp/templates/Schedule_PC_Position_Evaluation_Template_Updated.docx
+++ b/src/SchedulePCMcp/templates/Schedule_PC_Position_Evaluation_Template_Updated.docx
@@ -1924,20 +1924,6 @@
     </w:tbl>
     <w:p>
       <w:pPr>
-        <w:pStyle w:val="Heading1"/>
-        <w:pBdr>
-          <w:bottom w:val="single" w:sz="6" w:space="4" w:color="1F3864"/>
-        </w:pBdr>
-        <w:spacing w:before="320" w:after="140"/>
-        <w:rPr>
-          <w:b/>
-          <w:bCs/>
-          <w:color w:val="1F3864"/>
-        </w:rPr>
-      </w:pPr>
-    </w:p>
-    <w:p>
-      <w:pPr>
         <w:rPr>
           <w:b/>
           <w:bCs/>
@@ -2355,7 +2341,13 @@
               <w:rPr>
                 <w:b/>
               </w:rPr>
-              <w:t>PD Manager Level</w:t>
+              <w:t>P</w:t>
+            </w:r>
+            <w:r>
+              <w:rPr>
+                <w:b/>
+              </w:rPr>
+              <w:t>osition Is</w:t>
             </w:r>
           </w:p>
         </w:tc>
